--- a/chapters/word_output/CH-014_Futuro_Aneis.docx
+++ b/chapters/word_output/CH-014_Futuro_Aneis.docx
@@ -20,7 +20,7 @@
           <w:szCs w:val="36"/>
           <w:rFonts w:ascii="Times New Roman" w:cs="Times New Roman" w:eastAsia="Times New Roman" w:hAnsi="Times New Roman"/>
         </w:rPr>
-        <w:t xml:space="preserve">Capítulo 13 — O Futuro dos Anéis Intracorneanos: Para Onde os Vetores Nos Levam</w:t>
+        <w:t xml:space="preserve">Capítulo 14 — O Futuro dos Anéis Intracorneanos: Para Onde os Vetores Nos Levam</w:t>
       </w:r>
     </w:p>
     <w:p>
@@ -67,7 +67,7 @@
           <w:szCs w:val="18"/>
           <w:rFonts w:ascii="Courier New" w:cs="Courier New" w:eastAsia="Courier New" w:hAnsi="Courier New"/>
         </w:rPr>
-        <w:t xml:space="preserve">chapter_id: CH-013</w:t>
+        <w:t xml:space="preserve">chapter_id: CH-014</w:t>
       </w:r>
     </w:p>
     <w:p>
@@ -3016,7 +3016,7 @@
       <w:r>
         <w:drawing>
           <wp:inline distT="0" distB="0" distL="0" distR="0">
-            <wp:extent cx="3600450" cy="3600450"/>
+            <wp:extent cx="5038725" cy="3600450"/>
             <wp:effectExtent t="0" r="0" b="0" l="0"/>
             <wp:docPr id="1" name="" descr="" title=""/>
             <wp:cNvGraphicFramePr>
@@ -3041,7 +3041,7 @@
                   <pic:spPr bwMode="auto">
                     <a:xfrm>
                       <a:off x="0" y="0"/>
-                      <a:ext cx="3600450" cy="3600450"/>
+                      <a:ext cx="5038725" cy="3600450"/>
                     </a:xfrm>
                     <a:prstGeom prst="rect">
                       <a:avLst/>
@@ -3070,7 +3070,7 @@
           <w:szCs w:val="18"/>
           <w:rFonts w:ascii="Times New Roman" w:cs="Times New Roman" w:eastAsia="Times New Roman" w:hAnsi="Times New Roman"/>
         </w:rPr>
-        <w:t xml:space="preserve">Figura 13.1: O Futuro — FEM Personalizado — Workflow: topografia + tomografia + Brillouin → modelo HGO anisotrópico → simulação pré-operatória com VEsférico previsto</w:t>
+        <w:t xml:space="preserve">Figura 14.1: O Futuro — FEM Personalizado — Workflow: topografia + tomografia + Brillouin → modelo HGO anisotrópico → simulação pré-operatória com VEsférico previsto</w:t>
       </w:r>
     </w:p>
     <w:p>
@@ -3564,7 +3564,7 @@
           <w:szCs w:val="22"/>
           <w:rFonts w:ascii="Times New Roman" w:cs="Times New Roman" w:eastAsia="Times New Roman" w:hAnsi="Times New Roman"/>
         </w:rPr>
-        <w:t xml:space="preserve">O Ponto de Inflexão Tecnológico (Insight Gemini Deep Review):</w:t>
+        <w:t xml:space="preserve">O Ponto de Inflexão Tecnológico (Modelagem Vetorial Antigravity (Framework Matemático) Deep Review):</w:t>
       </w:r>
     </w:p>
     <w:p>
@@ -7503,7 +7503,7 @@
       <w:r>
         <w:drawing>
           <wp:inline distT="0" distB="0" distL="0" distR="0">
-            <wp:extent cx="3600450" cy="3600450"/>
+            <wp:extent cx="5038725" cy="3600450"/>
             <wp:effectExtent t="0" r="0" b="0" l="0"/>
             <wp:docPr id="1" name="" descr="" title=""/>
             <wp:cNvGraphicFramePr>
@@ -7528,7 +7528,7 @@
                   <pic:spPr bwMode="auto">
                     <a:xfrm>
                       <a:off x="0" y="0"/>
-                      <a:ext cx="3600450" cy="3600450"/>
+                      <a:ext cx="5038725" cy="3600450"/>
                     </a:xfrm>
                     <a:prstGeom prst="rect">
                       <a:avLst/>
@@ -7557,7 +7557,7 @@
           <w:szCs w:val="18"/>
           <w:rFonts w:ascii="Times New Roman" w:cs="Times New Roman" w:eastAsia="Times New Roman" w:hAnsi="Times New Roman"/>
         </w:rPr>
-        <w:t xml:space="preserve">Figura 13.2: Do Annulus Natural ao Artificial — comparação do annulus limbal 360° com ICRS de arcos progressivos (90°, 210°, 340°), mostrando o gradiente de contenção circunferencial.</w:t>
+        <w:t xml:space="preserve">Figura 14.2: Do Annulus Natural ao Artificial — comparação do annulus limbal 360° com ICRS de arcos progressivos (90°, 210°, 340°), mostrando o gradiente de contenção circunferencial.</w:t>
       </w:r>
     </w:p>
     <w:p>
@@ -10915,7 +10915,7 @@
         <w:smallCaps/>
         <w:rFonts w:ascii="Times New Roman" w:cs="Times New Roman" w:eastAsia="Times New Roman" w:hAnsi="Times New Roman"/>
       </w:rPr>
-      <w:t xml:space="preserve">Capítulo 13 — O Futuro dos Anéis Intracorneanos: Para Onde o</w:t>
+      <w:t xml:space="preserve">Capítulo 14 — O Futuro dos Anéis Intracorneanos: Para Onde o</w:t>
     </w:r>
   </w:p>
 </w:hdr>

--- a/chapters/word_output/CH-014_Futuro_Aneis.docx
+++ b/chapters/word_output/CH-014_Futuro_Aneis.docx
@@ -1388,7 +1388,7 @@
           <w:insideH w:val="single" w:color="auto" w:sz="4"/>
           <w:insideV w:val="single" w:color="auto" w:sz="4"/>
         </w:tblBorders>
-        <w:tblLayout w:type="fixed"/>
+        <w:tblLayout w:type="autofit"/>
       </w:tblPr>
       <w:tblGrid>
         <w:gridCol w:w="100"/>
@@ -4460,7 +4460,7 @@
           <w:insideH w:val="single" w:color="auto" w:sz="4"/>
           <w:insideV w:val="single" w:color="auto" w:sz="4"/>
         </w:tblBorders>
-        <w:tblLayout w:type="fixed"/>
+        <w:tblLayout w:type="autofit"/>
       </w:tblPr>
       <w:tblGrid>
         <w:gridCol w:w="100"/>
@@ -5026,7 +5026,7 @@
           <w:insideH w:val="single" w:color="auto" w:sz="4"/>
           <w:insideV w:val="single" w:color="auto" w:sz="4"/>
         </w:tblBorders>
-        <w:tblLayout w:type="fixed"/>
+        <w:tblLayout w:type="autofit"/>
       </w:tblPr>
       <w:tblGrid>
         <w:gridCol w:w="100"/>
@@ -5725,7 +5725,7 @@
           <w:insideH w:val="single" w:color="auto" w:sz="4"/>
           <w:insideV w:val="single" w:color="auto" w:sz="4"/>
         </w:tblBorders>
-        <w:tblLayout w:type="fixed"/>
+        <w:tblLayout w:type="autofit"/>
       </w:tblPr>
       <w:tblGrid>
         <w:gridCol w:w="100"/>
@@ -6325,7 +6325,7 @@
           <w:insideH w:val="single" w:color="auto" w:sz="4"/>
           <w:insideV w:val="single" w:color="auto" w:sz="4"/>
         </w:tblBorders>
-        <w:tblLayout w:type="fixed"/>
+        <w:tblLayout w:type="autofit"/>
       </w:tblPr>
       <w:tblGrid>
         <w:gridCol w:w="100"/>
@@ -7588,7 +7588,7 @@
           <w:insideH w:val="single" w:color="auto" w:sz="4"/>
           <w:insideV w:val="single" w:color="auto" w:sz="4"/>
         </w:tblBorders>
-        <w:tblLayout w:type="fixed"/>
+        <w:tblLayout w:type="autofit"/>
       </w:tblPr>
       <w:tblGrid>
         <w:gridCol w:w="100"/>
@@ -8319,7 +8319,7 @@
           <w:insideH w:val="single" w:color="auto" w:sz="4"/>
           <w:insideV w:val="single" w:color="auto" w:sz="4"/>
         </w:tblBorders>
-        <w:tblLayout w:type="fixed"/>
+        <w:tblLayout w:type="autofit"/>
       </w:tblPr>
       <w:tblGrid>
         <w:gridCol w:w="100"/>
@@ -9133,7 +9133,7 @@
           <w:insideH w:val="single" w:color="auto" w:sz="4"/>
           <w:insideV w:val="single" w:color="auto" w:sz="4"/>
         </w:tblBorders>
-        <w:tblLayout w:type="fixed"/>
+        <w:tblLayout w:type="autofit"/>
       </w:tblPr>
       <w:tblGrid>
         <w:gridCol w:w="100"/>
